--- a/Part-Two-Ch10-Backlash-and-Broken-Promises/The Colfax Massacre.docx
+++ b/Part-Two-Ch10-Backlash-and-Broken-Promises/The Colfax Massacre.docx
@@ -9,25 +9,22 @@
         <w:tblLook w:firstColumn="1" w:firstRow="1" w:lastColumn="0" w:lastRow="0" w:noHBand="0" w:noVBand="1" w:val="04A0"/>
       </w:tblPr>
       <w:tblGrid>
-        <w:gridCol w:w="9936"/>
+        <w:gridCol w:w="10224"/>
       </w:tblGrid>
       <w:tr>
         <w:tc>
           <w:tcPr>
-            <w:tcW w:type="dxa" w:w="9936"/>
+            <w:tcW w:type="dxa" w:w="10224"/>
             <w:shd w:val="clear" w:fill="B1442F"/>
           </w:tcPr>
           <w:p>
-            <w:pPr>
-              <w:jc w:val="left"/>
-            </w:pPr>
             <w:r>
               <w:rPr>
                 <w:b/>
                 <w:color w:val="FFE6DE"/>
                 <w:sz w:val="18"/>
               </w:rPr>
-              <w:t>CHAPTER 10 · DEEP DIVE · A HOUSE DIVIDED</w:t>
+              <w:t>PROMISE &amp; PRACTICE  ·  DEEP DIVE  ·  SOURCE ANALYSIS</w:t>
             </w:r>
           </w:p>
           <w:p>
@@ -35,18 +32,19 @@
               <w:rPr>
                 <w:b/>
                 <w:color w:val="FFFFFF"/>
-                <w:sz w:val="40"/>
+                <w:sz w:val="42"/>
               </w:rPr>
-              <w:t>The Colfax Massacre</w:t>
+              <w:t>The Colfax Massacre — A House Divided</w:t>
             </w:r>
           </w:p>
           <w:p>
             <w:r>
               <w:rPr>
+                <w:i/>
                 <w:color w:val="FFE6DE"/>
-                <w:sz w:val="21"/>
+                <w:sz w:val="22"/>
               </w:rPr>
-              <w:t>The deadliest single act of violence in Reconstruction — and the court case that used it to gut the federal protection of rights. 1873.</w:t>
+              <w:t>One Day, and the Ruling That Followed</w:t>
             </w:r>
           </w:p>
         </w:tc>
@@ -64,7 +62,7 @@
         <w:rPr>
           <w:sz w:val="21"/>
         </w:rPr>
-        <w:t xml:space="preserve">__________________________    </w:t>
+        <w:t xml:space="preserve">______________________________    </w:t>
       </w:r>
       <w:r>
         <w:rPr>
@@ -90,30 +88,177 @@
         <w:rPr>
           <w:sz w:val="21"/>
         </w:rPr>
-        <w:t>______________</w:t>
+        <w:t>________________</w:t>
+      </w:r>
+    </w:p>
+    <w:tbl>
+      <w:tblPr>
+        <w:tblW w:type="auto" w:w="0"/>
+        <w:tblLayout w:type="autofit"/>
+        <w:tblLook w:firstColumn="1" w:firstRow="1" w:lastColumn="0" w:lastRow="0" w:noHBand="0" w:noVBand="1" w:val="04A0"/>
+      </w:tblPr>
+      <w:tblGrid>
+        <w:gridCol w:w="10224"/>
+      </w:tblGrid>
+      <w:tr>
+        <w:tc>
+          <w:tcPr>
+            <w:tcW w:type="dxa" w:w="10224"/>
+            <w:shd w:val="clear" w:fill="f4c04e"/>
+          </w:tcPr>
+          <w:p>
+            <w:r>
+              <w:rPr>
+                <w:b/>
+                <w:color w:val="5A4512"/>
+                <w:sz w:val="19"/>
+              </w:rPr>
+              <w:t xml:space="preserve">WHAT I CAN DO TODAY   </w:t>
+            </w:r>
+            <w:r>
+              <w:rPr>
+                <w:color w:val="5A4512"/>
+                <w:sz w:val="21"/>
+              </w:rPr>
+              <w:t>I can read primary sources about The Colfax Massacre — A House Divided, weigh who made each one and why, and use evidence to answer historical questions.</w:t>
+            </w:r>
+          </w:p>
+        </w:tc>
+      </w:tr>
+    </w:tbl>
+    <w:p>
+      <w:r>
+        <w:rPr>
+          <w:b/>
+          <w:color w:val="B1442F"/>
+        </w:rPr>
+        <w:t xml:space="preserve">Directions. </w:t>
+      </w:r>
+      <w:r>
+        <w:rPr>
+          <w:sz w:val="22"/>
+        </w:rPr>
+        <w:t>Weigh what the event and the court case prove — and how far their consequences reached</w:t>
       </w:r>
     </w:p>
     <w:p/>
     <w:p>
       <w:r>
         <w:rPr>
+          <w:b/>
+          <w:color w:val="B1442F"/>
+          <w:sz w:val="26"/>
+        </w:rPr>
+        <w:t>THE SOURCES</w:t>
+      </w:r>
+    </w:p>
+    <w:p>
+      <w:pPr>
+        <w:spacing w:before="160"/>
+      </w:pPr>
+      <w:r>
+        <w:rPr>
+          <w:b/>
+          <w:color w:val="1C1714"/>
+          <w:sz w:val="23"/>
+        </w:rPr>
+        <w:t>THE IMAGE · 1874  —  “Worse than Slavery”</w:t>
+      </w:r>
+    </w:p>
+    <w:p>
+      <w:pPr>
+        <w:jc w:val="center"/>
+      </w:pPr>
+      <w:r>
+        <w:drawing>
+          <wp:inline xmlns:a="http://schemas.openxmlformats.org/drawingml/2006/main" xmlns:pic="http://schemas.openxmlformats.org/drawingml/2006/picture">
+            <wp:extent cx="3931920" cy="4867367"/>
+            <wp:docPr id="1" name="Picture 1"/>
+            <wp:cNvGraphicFramePr>
+              <a:graphicFrameLocks noChangeAspect="1"/>
+            </wp:cNvGraphicFramePr>
+            <a:graphic>
+              <a:graphicData uri="http://schemas.openxmlformats.org/drawingml/2006/picture">
+                <pic:pic>
+                  <pic:nvPicPr>
+                    <pic:cNvPr id="0" name="image.jpg"/>
+                    <pic:cNvPicPr/>
+                  </pic:nvPicPr>
+                  <pic:blipFill>
+                    <a:blip r:embed="rId9"/>
+                    <a:stretch>
+                      <a:fillRect/>
+                    </a:stretch>
+                  </pic:blipFill>
+                  <pic:spPr>
+                    <a:xfrm>
+                      <a:off x="0" y="0"/>
+                      <a:ext cx="3931920" cy="4867367"/>
+                    </a:xfrm>
+                    <a:prstGeom prst="rect"/>
+                  </pic:spPr>
+                </pic:pic>
+              </a:graphicData>
+            </a:graphic>
+          </wp:inline>
+        </w:drawing>
+      </w:r>
+    </w:p>
+    <w:p>
+      <w:r>
+        <w:rPr>
+          <w:color w:val="6A6256"/>
+          <w:sz w:val="17"/>
+        </w:rPr>
+        <w:t>“The Union As It Was — The Lost Cause, Worse Than Slavery” — wood engraving by Thomas Nast, Harper's Weekly, 1874, public domain (Library of Congress).</w:t>
+      </w:r>
+    </w:p>
+    <w:p>
+      <w:pPr>
+        <w:spacing w:before="160"/>
+      </w:pPr>
+      <w:r>
+        <w:rPr>
+          <w:b/>
+          <w:color w:val="1C1714"/>
+          <w:sz w:val="23"/>
+        </w:rPr>
+        <w:t>SOURCE · UNITED STATES V. CRUIKSHANK · 1876  —  What the Court ruled</w:t>
+      </w:r>
+    </w:p>
+    <w:p>
+      <w:pPr>
+        <w:ind w:left="432"/>
+      </w:pPr>
+      <w:r>
+        <w:rPr>
           <w:i/>
           <w:color w:val="1C1714"/>
           <w:sz w:val="22"/>
         </w:rPr>
-        <w:t>The deadliest single act of violence in Reconstruction — and the court case that used it to gut the federal protection of rights. 1873.</w:t>
+        <w:t>The Supreme Court overturned the convictions of Colfax attackers, holding that the Fourteenth Amendment restrained only state action, not the acts of private individuals — so protecting citizens from private mob violence was a matter for the states, not the federal government.</w:t>
+        <w:br/>
+        <w:t>— summary of United States v. Cruikshank (1876). Public domain</w:t>
       </w:r>
     </w:p>
     <w:p>
-      <w:pPr>
-        <w:spacing w:after="80"/>
-      </w:pPr>
       <w:r>
         <w:rPr>
-          <w:color w:val="1C1714"/>
-          <w:sz w:val="23"/>
+          <w:color w:val="6A6256"/>
+          <w:sz w:val="17"/>
         </w:rPr>
-        <w:t>Can a single terrible event, and the court case that follows it, change the course of a nation's history?</w:t>
+        <w:t>— summary of United States v. Cruikshank (1876). Public domain.</w:t>
+      </w:r>
+    </w:p>
+    <w:p/>
+    <w:p>
+      <w:r>
+        <w:rPr>
+          <w:b/>
+          <w:color w:val="B1442F"/>
+          <w:sz w:val="26"/>
+        </w:rPr>
+        <w:t>YOUR WORK</w:t>
       </w:r>
     </w:p>
     <w:p>
@@ -123,44 +268,65 @@
       <w:r>
         <w:rPr>
           <w:b/>
-          <w:color w:val="B1442F"/>
-          <w:sz w:val="28"/>
+          <w:color w:val="FFFFFF"/>
+          <w:sz w:val="20"/>
+          <w:shd w:val="clear" w:fill="B1442F"/>
         </w:rPr>
-        <w:t>A Disputed Election Turns Deadly</w:t>
+        <w:t xml:space="preserve">  QUESTION 1  </w:t>
+      </w:r>
+      <w:r>
+        <w:rPr>
+          <w:b/>
+          <w:color w:val="6A6256"/>
+          <w:sz w:val="18"/>
+        </w:rPr>
+        <w:t xml:space="preserve">   STEP 1 · WHAT HAPPENED</w:t>
       </w:r>
     </w:p>
     <w:p>
       <w:r>
         <w:rPr>
-          <w:b/>
-          <w:color w:val="6A6256"/>
-          <w:sz w:val="17"/>
+          <w:b w:val="0"/>
+          <w:color w:val="1C1714"/>
+          <w:sz w:val="23"/>
         </w:rPr>
-        <w:t>EASTER 1873 · LOUISIANA</w:t>
+        <w:t>In your own words, describe what happened at Colfax on Easter 1873, and why it is remembered as the bloodiest single day of Reconstruction.</w:t>
       </w:r>
     </w:p>
     <w:p>
       <w:pPr>
-        <w:spacing w:after="80"/>
+        <w:spacing w:after="120"/>
       </w:pPr>
       <w:r>
         <w:rPr>
-          <w:color w:val="1C1714"/>
-          <w:sz w:val="23"/>
+          <w:color w:val="9A9286"/>
+          <w:sz w:val="22"/>
         </w:rPr>
-        <w:t>After a disputed Louisiana election, Black Republicans and a Black militia occupied the courthouse in Colfax to defend the result. On Easter Sunday, 1873, a large armed white mob attacked them.</w:t>
+        <w:t>____________________________________________________________________________________________</w:t>
       </w:r>
     </w:p>
     <w:p>
       <w:pPr>
-        <w:spacing w:after="80"/>
+        <w:spacing w:after="120"/>
       </w:pPr>
       <w:r>
         <w:rPr>
-          <w:color w:val="1C1714"/>
-          <w:sz w:val="23"/>
+          <w:color w:val="9A9286"/>
+          <w:sz w:val="22"/>
         </w:rPr>
-        <w:t>The Black defenders were overwhelmed. In the massacre that followed, dozens — by some counts over a hundred — Black men were killed, many after they had surrendered. It was the bloodiest single day of Reconstruction.</w:t>
+        <w:t>____________________________________________________________________________________________</w:t>
+      </w:r>
+    </w:p>
+    <w:p>
+      <w:pPr>
+        <w:spacing w:after="120"/>
+      </w:pPr>
+      <w:r>
+        <w:rPr>
+          <w:color w:val="9A9286"/>
+          <w:sz w:val="22"/>
+        </w:rPr>
+        <w:t>____________________________________________________________________________________________</w:t>
       </w:r>
     </w:p>
     <w:p>
@@ -170,40 +336,77 @@
       <w:r>
         <w:rPr>
           <w:b/>
-          <w:color w:val="B1442F"/>
-          <w:sz w:val="28"/>
+          <w:color w:val="FFFFFF"/>
+          <w:sz w:val="20"/>
+          <w:shd w:val="clear" w:fill="B1442F"/>
         </w:rPr>
-        <w:t>“Worse Than Slavery”</w:t>
+        <w:t xml:space="preserve">  QUESTION 2  </w:t>
+      </w:r>
+      <w:r>
+        <w:rPr>
+          <w:b/>
+          <w:color w:val="6A6256"/>
+          <w:sz w:val="18"/>
+        </w:rPr>
+        <w:t xml:space="preserve">   STEP 2 · THE RULING'S LOGIC</w:t>
       </w:r>
     </w:p>
     <w:p>
       <w:r>
         <w:rPr>
-          <w:b/>
-          <w:color w:val="6A6256"/>
-          <w:sz w:val="17"/>
+          <w:b w:val="0"/>
+          <w:color w:val="1C1714"/>
+          <w:sz w:val="23"/>
         </w:rPr>
-        <w:t>THOMAS NAST, 1874</w:t>
+        <w:t>Why did the Cruikshank ruling make it so much harder for the federal government to protect Black citizens?</w:t>
       </w:r>
     </w:p>
     <w:p>
+      <w:pPr>
+        <w:spacing w:after="40"/>
+        <w:ind w:left="432"/>
+      </w:pPr>
       <w:r>
         <w:rPr>
-          <w:i/>
-          <w:color w:val="1C1714"/>
           <w:sz w:val="22"/>
         </w:rPr>
-        <w:t>Nast drew the terror unleashed on Black families by the White League and the Klan, under a banner reading “Worse than Slavery.” Colfax was the most horrific example of this violence.</w:t>
+        <w:t>☐  A.  it left protection from private mobs to the states, which were falling under white Democratic control</w:t>
       </w:r>
     </w:p>
     <w:p>
+      <w:pPr>
+        <w:spacing w:after="40"/>
+        <w:ind w:left="432"/>
+      </w:pPr>
       <w:r>
         <w:rPr>
-          <w:i/>
-          <w:color w:val="6A6256"/>
-          <w:sz w:val="17"/>
+          <w:sz w:val="22"/>
         </w:rPr>
-        <w:t>“The Union As It Was — The Lost Cause, Worse Than Slavery” — wood engraving by Thomas Nast, Harper's Weekly, 1874, public domain (Library of Congress).</w:t>
+        <w:t>☐  B.  it freed the enslaved</w:t>
+      </w:r>
+    </w:p>
+    <w:p>
+      <w:pPr>
+        <w:spacing w:after="40"/>
+        <w:ind w:left="432"/>
+      </w:pPr>
+      <w:r>
+        <w:rPr>
+          <w:sz w:val="22"/>
+        </w:rPr>
+        <w:t>☐  C.  it strengthened federal power</w:t>
+      </w:r>
+    </w:p>
+    <w:p>
+      <w:pPr>
+        <w:spacing w:after="40"/>
+        <w:ind w:left="432"/>
+      </w:pPr>
+      <w:r>
+        <w:rPr>
+          <w:sz w:val="22"/>
+        </w:rPr>
+        <w:t>☐  D.  it had no real effect</w:t>
       </w:r>
     </w:p>
     <w:p>
@@ -213,54 +416,77 @@
       <w:r>
         <w:rPr>
           <w:b/>
-          <w:color w:val="B1442F"/>
-          <w:sz w:val="28"/>
+          <w:color w:val="FFFFFF"/>
+          <w:sz w:val="20"/>
+          <w:shd w:val="clear" w:fill="B1442F"/>
         </w:rPr>
-        <w:t>United States v. Cruikshank</w:t>
+        <w:t xml:space="preserve">  QUESTION 3  </w:t>
+      </w:r>
+      <w:r>
+        <w:rPr>
+          <w:b/>
+          <w:color w:val="6A6256"/>
+          <w:sz w:val="18"/>
+        </w:rPr>
+        <w:t xml:space="preserve">   STEP 3 · EVENT + RULING</w:t>
       </w:r>
     </w:p>
     <w:p>
       <w:r>
         <w:rPr>
-          <w:b/>
-          <w:color w:val="6A6256"/>
-          <w:sz w:val="17"/>
+          <w:b w:val="0"/>
+          <w:color w:val="1C1714"/>
+          <w:sz w:val="23"/>
         </w:rPr>
-        <w:t>THE COURTROOM</w:t>
+        <w:t>Explain how the massacre and the court ruling worked together to damage Reconstruction. Why is a Supreme Court decision sometimes as powerful as an army?</w:t>
       </w:r>
     </w:p>
     <w:p>
       <w:pPr>
-        <w:spacing w:after="80"/>
+        <w:spacing w:after="120"/>
       </w:pPr>
       <w:r>
         <w:rPr>
-          <w:color w:val="1C1714"/>
-          <w:sz w:val="23"/>
+          <w:color w:val="9A9286"/>
+          <w:sz w:val="22"/>
         </w:rPr>
-        <w:t>The federal government prosecuted some of the attackers under the Enforcement Acts. But in United States v. Cruikshank (1876), the Supreme Court threw out the convictions.</w:t>
+        <w:t>____________________________________________________________________________________________</w:t>
       </w:r>
     </w:p>
     <w:p>
       <w:pPr>
-        <w:spacing w:after="80"/>
+        <w:spacing w:after="120"/>
       </w:pPr>
       <w:r>
         <w:rPr>
-          <w:color w:val="1C1714"/>
-          <w:sz w:val="23"/>
+          <w:color w:val="9A9286"/>
+          <w:sz w:val="22"/>
         </w:rPr>
-        <w:t>The Court ruled that the Fourteenth Amendment protected citizens only against state governments — not against violence by private individuals. Protecting people from a mob, the Court said, was the job of the states — the very states now falling under white Democratic control.</w:t>
+        <w:t>____________________________________________________________________________________________</w:t>
       </w:r>
     </w:p>
     <w:p>
+      <w:pPr>
+        <w:spacing w:after="120"/>
+      </w:pPr>
       <w:r>
         <w:rPr>
-          <w:i/>
-          <w:color w:val="6A6256"/>
-          <w:sz w:val="17"/>
+          <w:color w:val="9A9286"/>
+          <w:sz w:val="22"/>
         </w:rPr>
-        <w:t>Redemption, 1869–77 — map, © ShadowDog Digital Studios (SDS Digital Collection).</w:t>
+        <w:t>____________________________________________________________________________________________</w:t>
+      </w:r>
+    </w:p>
+    <w:p>
+      <w:pPr>
+        <w:spacing w:after="120"/>
+      </w:pPr>
+      <w:r>
+        <w:rPr>
+          <w:color w:val="9A9286"/>
+          <w:sz w:val="22"/>
+        </w:rPr>
+        <w:t>____________________________________________________________________________________________</w:t>
       </w:r>
     </w:p>
     <w:p>
@@ -270,80 +496,91 @@
       <w:r>
         <w:rPr>
           <w:b/>
-          <w:color w:val="B1442F"/>
-          <w:sz w:val="28"/>
+          <w:color w:val="FFFFFF"/>
+          <w:sz w:val="20"/>
+          <w:shd w:val="clear" w:fill="B1442F"/>
         </w:rPr>
-        <w:t>A Door Slammed Shut</w:t>
+        <w:t xml:space="preserve">  QUESTION 4  </w:t>
+      </w:r>
+      <w:r>
+        <w:rPr>
+          <w:b/>
+          <w:color w:val="6A6256"/>
+          <w:sz w:val="18"/>
+        </w:rPr>
+        <w:t xml:space="preserve">   STEP 4 · SIGNIFICANCE</w:t>
       </w:r>
     </w:p>
     <w:p>
       <w:r>
         <w:rPr>
-          <w:b/>
-          <w:color w:val="6A6256"/>
-          <w:sz w:val="17"/>
+          <w:b w:val="0"/>
+          <w:color w:val="1C1714"/>
+          <w:sz w:val="23"/>
         </w:rPr>
-        <w:t>WHY IT MATTERS</w:t>
+        <w:t>In three or four sentences, judge the historical significance of Colfax and Cruikshank. How did they help shape what came next — Redemption and Jim Crow?</w:t>
       </w:r>
     </w:p>
     <w:p>
       <w:pPr>
-        <w:spacing w:after="80"/>
+        <w:spacing w:after="120"/>
       </w:pPr>
       <w:r>
         <w:rPr>
-          <w:color w:val="1C1714"/>
-          <w:sz w:val="23"/>
+          <w:color w:val="9A9286"/>
+          <w:sz w:val="22"/>
         </w:rPr>
-        <w:t>The significance of Cruikshank is hard to overstate. It crippled the federal government's power to protect Black citizens from racial terror, exactly when that protection was most needed.</w:t>
+        <w:t>____________________________________________________________________________________________</w:t>
       </w:r>
     </w:p>
     <w:p>
       <w:pPr>
-        <w:spacing w:after="80"/>
+        <w:spacing w:after="120"/>
       </w:pPr>
       <w:r>
         <w:rPr>
-          <w:color w:val="1C1714"/>
-          <w:sz w:val="23"/>
+          <w:color w:val="9A9286"/>
+          <w:sz w:val="22"/>
         </w:rPr>
-        <w:t>After Colfax and Cruikshank, those who used violence to overthrow Black political power had far less to fear from Washington. The ruling helped open the door to the triumph of “Redemption” and, eventually, Jim Crow.</w:t>
+        <w:t>____________________________________________________________________________________________</w:t>
       </w:r>
     </w:p>
     <w:p>
       <w:pPr>
-        <w:spacing w:before="200"/>
+        <w:spacing w:after="120"/>
       </w:pPr>
       <w:r>
         <w:rPr>
-          <w:b/>
-          <w:color w:val="B1442F"/>
-          <w:sz w:val="28"/>
+          <w:color w:val="9A9286"/>
+          <w:sz w:val="22"/>
         </w:rPr>
-        <w:t>Weigh the Evidence</w:t>
+        <w:t>____________________________________________________________________________________________</w:t>
       </w:r>
     </w:p>
     <w:p>
+      <w:pPr>
+        <w:spacing w:after="120"/>
+      </w:pPr>
       <w:r>
         <w:rPr>
-          <w:b/>
-          <w:color w:val="6A6256"/>
-          <w:sz w:val="17"/>
+          <w:color w:val="9A9286"/>
+          <w:sz w:val="22"/>
         </w:rPr>
-        <w:t>YOUR TURN</w:t>
+        <w:t>____________________________________________________________________________________________</w:t>
       </w:r>
     </w:p>
     <w:p>
+      <w:pPr>
+        <w:spacing w:after="120"/>
+      </w:pPr>
       <w:r>
         <w:rPr>
-          <w:i/>
-          <w:color w:val="1C1714"/>
+          <w:color w:val="9A9286"/>
           <w:sz w:val="22"/>
         </w:rPr>
-        <w:t>You'll examine what happened at Colfax and in its aftermath, and practice using evidence and judging historical significance.</w:t>
+        <w:t>____________________________________________________________________________________________</w:t>
       </w:r>
     </w:p>
-    <w:p/>
     <w:p>
       <w:pPr>
         <w:jc w:val="center"/>
@@ -356,9 +593,160 @@
         <w:t>Promise &amp; Practice · ShadowDog Digital Studios · Unit 2</w:t>
       </w:r>
     </w:p>
+    <w:p>
+      <w:r>
+        <w:br w:type="page"/>
+      </w:r>
+    </w:p>
+    <w:tbl>
+      <w:tblPr>
+        <w:tblW w:type="auto" w:w="0"/>
+        <w:tblLayout w:type="autofit"/>
+        <w:tblLook w:firstColumn="1" w:firstRow="1" w:lastColumn="0" w:lastRow="0" w:noHBand="0" w:noVBand="1" w:val="04A0"/>
+      </w:tblPr>
+      <w:tblGrid>
+        <w:gridCol w:w="10224"/>
+      </w:tblGrid>
+      <w:tr>
+        <w:tc>
+          <w:tcPr>
+            <w:tcW w:type="dxa" w:w="10224"/>
+            <w:shd w:val="clear" w:fill="2c2219"/>
+          </w:tcPr>
+          <w:p>
+            <w:r>
+              <w:rPr>
+                <w:b/>
+                <w:color w:val="F0A184"/>
+                <w:sz w:val="28"/>
+              </w:rPr>
+              <w:t>TEACHER ANSWER KEY  —  The Colfax Massacre — A House Divided</w:t>
+            </w:r>
+          </w:p>
+        </w:tc>
+      </w:tr>
+    </w:tbl>
+    <w:p/>
+    <w:p>
+      <w:r>
+        <w:rPr>
+          <w:b/>
+          <w:color w:val="B1442F"/>
+          <w:sz w:val="22"/>
+        </w:rPr>
+        <w:t xml:space="preserve">QUESTION 1:  </w:t>
+      </w:r>
+      <w:r>
+        <w:rPr>
+          <w:sz w:val="22"/>
+        </w:rPr>
+        <w:t>Open response.</w:t>
+      </w:r>
+    </w:p>
+    <w:p>
+      <w:pPr>
+        <w:ind w:left="432"/>
+      </w:pPr>
+      <w:r>
+        <w:rPr>
+          <w:i/>
+          <w:color w:val="6A6256"/>
+          <w:sz w:val="21"/>
+        </w:rPr>
+        <w:t>Look for a response along the lines of: “At Colfax…”</w:t>
+      </w:r>
+    </w:p>
+    <w:p>
+      <w:r>
+        <w:rPr>
+          <w:b/>
+          <w:color w:val="B1442F"/>
+          <w:sz w:val="22"/>
+        </w:rPr>
+        <w:t xml:space="preserve">QUESTION 2:  </w:t>
+      </w:r>
+      <w:r>
+        <w:rPr>
+          <w:b/>
+          <w:sz w:val="22"/>
+        </w:rPr>
+        <w:t>Correct — A. it left protection from private mobs to the states, which were falling under white Democratic control</w:t>
+      </w:r>
+    </w:p>
+    <w:p>
+      <w:pPr>
+        <w:ind w:left="432"/>
+      </w:pPr>
+      <w:r>
+        <w:rPr>
+          <w:i/>
+          <w:color w:val="6A6256"/>
+          <w:sz w:val="21"/>
+        </w:rPr>
+        <w:t>Right. By saying the 14th Amendment only limited states — not private mobs — the Court left protection from terror up to the states, which were themselves being captured by white Democrats.</w:t>
+      </w:r>
+    </w:p>
+    <w:p>
+      <w:r>
+        <w:rPr>
+          <w:b/>
+          <w:color w:val="B1442F"/>
+          <w:sz w:val="22"/>
+        </w:rPr>
+        <w:t xml:space="preserve">QUESTION 3:  </w:t>
+      </w:r>
+      <w:r>
+        <w:rPr>
+          <w:sz w:val="22"/>
+        </w:rPr>
+        <w:t>Open response.</w:t>
+      </w:r>
+    </w:p>
+    <w:p>
+      <w:pPr>
+        <w:ind w:left="432"/>
+      </w:pPr>
+      <w:r>
+        <w:rPr>
+          <w:i/>
+          <w:color w:val="6A6256"/>
+          <w:sz w:val="21"/>
+        </w:rPr>
+        <w:t>Look for a response along the lines of: “The massacre showed…; the ruling then…; together they…”</w:t>
+      </w:r>
+    </w:p>
+    <w:p>
+      <w:r>
+        <w:rPr>
+          <w:b/>
+          <w:color w:val="B1442F"/>
+          <w:sz w:val="22"/>
+        </w:rPr>
+        <w:t xml:space="preserve">QUESTION 4:  </w:t>
+      </w:r>
+      <w:r>
+        <w:rPr>
+          <w:sz w:val="22"/>
+        </w:rPr>
+        <w:t>Open response.</w:t>
+      </w:r>
+    </w:p>
+    <w:p>
+      <w:pPr>
+        <w:ind w:left="432"/>
+      </w:pPr>
+      <w:r>
+        <w:rPr>
+          <w:i/>
+          <w:color w:val="6A6256"/>
+          <w:sz w:val="21"/>
+        </w:rPr>
+        <w:t>Look for a response along the lines of: “Colfax and Cruikshank were significant because…”</w:t>
+      </w:r>
+    </w:p>
     <w:sectPr>
       <w:pgSz w:w="12240" w:h="15840"/>
-      <w:pgMar w:top="1152" w:right="1152" w:bottom="1152" w:left="1152" w:header="720" w:footer="720" w:gutter="0"/>
+      <w:pgMar w:top="1008" w:right="1008" w:bottom="1008" w:left="1008" w:header="720" w:footer="720" w:gutter="0"/>
       <w:cols w:space="720"/>
       <w:docGrid w:linePitch="360"/>
     </w:sectPr>
